--- a/Praktikum/V10/Bericht_Praktikum_mINF4-1_V10.docx
+++ b/Praktikum/V10/Bericht_Praktikum_mINF4-1_V10.docx
@@ -10,7 +10,7 @@
         <w:t xml:space="preserve">Praktikumsbericht zu Versuch </w:t>
       </w:r>
       <w:r>
-        <w:t>x</w:t>
+        <w:t>10</w:t>
       </w:r>
     </w:p>
     <w:p>
@@ -125,13 +125,7 @@
             <w:rPr>
               <w:rFonts w:ascii="Cambria Math" w:hAnsi="Cambria Math"/>
             </w:rPr>
-            <m:t>=</m:t>
-          </m:r>
-          <m:r>
-            <w:rPr>
-              <w:rFonts w:ascii="Cambria Math" w:hAnsi="Cambria Math"/>
-            </w:rPr>
-            <m:t>0</m:t>
+            <m:t>=0</m:t>
           </m:r>
         </m:oMath>
       </m:oMathPara>
@@ -195,13 +189,7 @@
             <w:rPr>
               <w:rFonts w:ascii="Cambria Math" w:hAnsi="Cambria Math"/>
             </w:rPr>
-            <m:t>=</m:t>
-          </m:r>
-          <m:r>
-            <w:rPr>
-              <w:rFonts w:ascii="Cambria Math" w:hAnsi="Cambria Math"/>
-            </w:rPr>
-            <m:t>0</m:t>
+            <m:t>=0</m:t>
           </m:r>
         </m:oMath>
       </m:oMathPara>
@@ -265,13 +253,7 @@
             <w:rPr>
               <w:rFonts w:ascii="Cambria Math" w:hAnsi="Cambria Math"/>
             </w:rPr>
-            <m:t>=</m:t>
-          </m:r>
-          <m:r>
-            <w:rPr>
-              <w:rFonts w:ascii="Cambria Math" w:hAnsi="Cambria Math"/>
-            </w:rPr>
-            <m:t>1</m:t>
+            <m:t>=1</m:t>
           </m:r>
         </m:oMath>
       </m:oMathPara>
@@ -335,13 +317,7 @@
             <w:rPr>
               <w:rFonts w:ascii="Cambria Math" w:hAnsi="Cambria Math"/>
             </w:rPr>
-            <m:t>=</m:t>
-          </m:r>
-          <m:r>
-            <w:rPr>
-              <w:rFonts w:ascii="Cambria Math" w:hAnsi="Cambria Math"/>
-            </w:rPr>
-            <m:t>0</m:t>
+            <m:t>=0</m:t>
           </m:r>
         </m:oMath>
       </m:oMathPara>
@@ -405,13 +381,7 @@
             <w:rPr>
               <w:rFonts w:ascii="Cambria Math" w:hAnsi="Cambria Math"/>
             </w:rPr>
-            <m:t>=</m:t>
-          </m:r>
-          <m:r>
-            <w:rPr>
-              <w:rFonts w:ascii="Cambria Math" w:hAnsi="Cambria Math"/>
-            </w:rPr>
-            <m:t>0</m:t>
+            <m:t>=0</m:t>
           </m:r>
         </m:oMath>
       </m:oMathPara>
@@ -609,13 +579,7 @@
           <w:rPr>
             <w:rFonts w:ascii="Cambria Math" w:hAnsi="Cambria Math"/>
           </w:rPr>
-          <m:t>d</m:t>
-        </m:r>
-        <m:r>
-          <w:rPr>
-            <w:rFonts w:ascii="Cambria Math" w:hAnsi="Cambria Math"/>
-          </w:rPr>
-          <m:t xml:space="preserve">(k) = 1 - </m:t>
+          <m:t xml:space="preserve">d(k) = 1 - </m:t>
         </m:r>
         <m:sSub>
           <m:sSubPr>
@@ -811,10 +775,7 @@
         <w:t>2.</w:t>
       </w:r>
       <w:r>
-        <w:t xml:space="preserve"> </w:t>
-      </w:r>
-      <w:r>
-        <w:t>Das Halteproblem</w:t>
+        <w:t xml:space="preserve"> Das Halteproblem</w:t>
       </w:r>
     </w:p>
     <w:p>
@@ -882,10 +843,7 @@
         <w:pStyle w:val="berschrift2"/>
       </w:pPr>
       <w:r>
-        <w:t>b) Konsequenz für die P</w:t>
-      </w:r>
-      <w:r>
-        <w:t>raxis</w:t>
+        <w:t>b) Konsequenz für die Praxis</w:t>
       </w:r>
     </w:p>
     <w:p>
@@ -996,27 +954,15 @@
     </w:p>
     <w:p>
       <w:r>
-        <w:t>5</w:t>
-      </w:r>
-      <w:r>
-        <w:t>. NP-vollständig</w:t>
-      </w:r>
-      <w:r>
-        <w:t xml:space="preserve">, es müssen im schlimmsten Fall alle </w:t>
-      </w:r>
-      <w:r>
-        <w:t>Pfade berechnet</w:t>
-      </w:r>
-      <w:r>
-        <w:t xml:space="preserve"> werden.</w:t>
-      </w:r>
-    </w:p>
-    <w:p>
-      <w:r>
-        <w:t>6</w:t>
-      </w:r>
-      <w:r>
-        <w:t>. P</w:t>
+        <w:t>5. NP-vollständig</w:t>
+      </w:r>
+      <w:r>
+        <w:t>, es müssen im schlimmsten Fall alle Pfade berechnet werden.</w:t>
+      </w:r>
+    </w:p>
+    <w:p>
+      <w:r>
+        <w:t>6. P</w:t>
       </w:r>
       <w:r>
         <w:t xml:space="preserve">, die Länge </w:t>
@@ -1070,13 +1016,7 @@
             <w:rPr>
               <w:rFonts w:ascii="Cambria Math" w:hAnsi="Cambria Math"/>
             </w:rPr>
-            <m:t xml:space="preserve">      </m:t>
-          </m:r>
-          <m:r>
-            <w:rPr>
-              <w:rFonts w:ascii="Cambria Math" w:hAnsi="Cambria Math"/>
-            </w:rPr>
-            <m:t>A(1,2)</m:t>
+            <m:t xml:space="preserve">      A(1,2)</m:t>
           </m:r>
         </m:oMath>
       </m:oMathPara>
@@ -1098,19 +1038,7 @@
             <w:rPr>
               <w:rFonts w:ascii="Cambria Math" w:hAnsi="Cambria Math"/>
             </w:rPr>
-            <m:t>= A(0,</m:t>
-          </m:r>
-          <m:r>
-            <w:rPr>
-              <w:rFonts w:ascii="Cambria Math" w:hAnsi="Cambria Math"/>
-            </w:rPr>
-            <m:t>A(1,1)</m:t>
-          </m:r>
-          <m:r>
-            <w:rPr>
-              <w:rFonts w:ascii="Cambria Math" w:hAnsi="Cambria Math"/>
-            </w:rPr>
-            <m:t>)</m:t>
+            <m:t>= A(0,A(1,1))</m:t>
           </m:r>
         </m:oMath>
       </m:oMathPara>
@@ -1198,19 +1126,7 @@
             <w:rPr>
               <w:rFonts w:ascii="Cambria Math" w:hAnsi="Cambria Math"/>
             </w:rPr>
-            <m:t>= A(0,</m:t>
-          </m:r>
-          <m:r>
-            <w:rPr>
-              <w:rFonts w:ascii="Cambria Math" w:hAnsi="Cambria Math"/>
-            </w:rPr>
-            <m:t>3</m:t>
-          </m:r>
-          <m:r>
-            <w:rPr>
-              <w:rFonts w:ascii="Cambria Math" w:hAnsi="Cambria Math"/>
-            </w:rPr>
-            <m:t>)</m:t>
+            <m:t>= A(0,3)</m:t>
           </m:r>
         </m:oMath>
       </m:oMathPara>
@@ -1258,25 +1174,7 @@
             <w:rPr>
               <w:rFonts w:ascii="Cambria Math" w:hAnsi="Cambria Math"/>
             </w:rPr>
-            <m:t xml:space="preserve">      </m:t>
-          </m:r>
-          <m:r>
-            <w:rPr>
-              <w:rFonts w:ascii="Cambria Math" w:hAnsi="Cambria Math"/>
-            </w:rPr>
-            <m:t>A(</m:t>
-          </m:r>
-          <m:r>
-            <w:rPr>
-              <w:rFonts w:ascii="Cambria Math" w:hAnsi="Cambria Math"/>
-            </w:rPr>
-            <m:t>2</m:t>
-          </m:r>
-          <m:r>
-            <w:rPr>
-              <w:rFonts w:ascii="Cambria Math" w:hAnsi="Cambria Math"/>
-            </w:rPr>
-            <m:t>,2)</m:t>
+            <m:t xml:space="preserve">      A(2,2)</m:t>
           </m:r>
         </m:oMath>
       </m:oMathPara>
@@ -1298,31 +1196,7 @@
             <w:rPr>
               <w:rFonts w:ascii="Cambria Math" w:hAnsi="Cambria Math"/>
             </w:rPr>
-            <m:t>= A(</m:t>
-          </m:r>
-          <m:r>
-            <w:rPr>
-              <w:rFonts w:ascii="Cambria Math" w:hAnsi="Cambria Math"/>
-            </w:rPr>
-            <m:t>1</m:t>
-          </m:r>
-          <m:r>
-            <w:rPr>
-              <w:rFonts w:ascii="Cambria Math" w:hAnsi="Cambria Math"/>
-            </w:rPr>
-            <m:t>,A(</m:t>
-          </m:r>
-          <m:r>
-            <w:rPr>
-              <w:rFonts w:ascii="Cambria Math" w:hAnsi="Cambria Math"/>
-            </w:rPr>
-            <m:t>2</m:t>
-          </m:r>
-          <m:r>
-            <w:rPr>
-              <w:rFonts w:ascii="Cambria Math" w:hAnsi="Cambria Math"/>
-            </w:rPr>
-            <m:t>,1))</m:t>
+            <m:t>= A(1,A(2,1))</m:t>
           </m:r>
         </m:oMath>
       </m:oMathPara>
@@ -1344,43 +1218,7 @@
             <w:rPr>
               <w:rFonts w:ascii="Cambria Math" w:hAnsi="Cambria Math"/>
             </w:rPr>
-            <m:t>= A(</m:t>
-          </m:r>
-          <m:r>
-            <w:rPr>
-              <w:rFonts w:ascii="Cambria Math" w:hAnsi="Cambria Math"/>
-            </w:rPr>
-            <m:t>1</m:t>
-          </m:r>
-          <m:r>
-            <w:rPr>
-              <w:rFonts w:ascii="Cambria Math" w:hAnsi="Cambria Math"/>
-            </w:rPr>
-            <m:t>,A(</m:t>
-          </m:r>
-          <m:r>
-            <w:rPr>
-              <w:rFonts w:ascii="Cambria Math" w:hAnsi="Cambria Math"/>
-            </w:rPr>
-            <m:t>1</m:t>
-          </m:r>
-          <m:r>
-            <w:rPr>
-              <w:rFonts w:ascii="Cambria Math" w:hAnsi="Cambria Math"/>
-            </w:rPr>
-            <m:t>,A(</m:t>
-          </m:r>
-          <m:r>
-            <w:rPr>
-              <w:rFonts w:ascii="Cambria Math" w:hAnsi="Cambria Math"/>
-            </w:rPr>
-            <m:t>2</m:t>
-          </m:r>
-          <m:r>
-            <w:rPr>
-              <w:rFonts w:ascii="Cambria Math" w:hAnsi="Cambria Math"/>
-            </w:rPr>
-            <m:t>,0)))</m:t>
+            <m:t>= A(1,A(1,A(2,0)))</m:t>
           </m:r>
         </m:oMath>
       </m:oMathPara>
@@ -1398,43 +1236,7 @@
           <w:rPr>
             <w:rFonts w:ascii="Cambria Math" w:hAnsi="Cambria Math"/>
           </w:rPr>
-          <m:t>= A(</m:t>
-        </m:r>
-        <m:r>
-          <w:rPr>
-            <w:rFonts w:ascii="Cambria Math" w:hAnsi="Cambria Math"/>
-          </w:rPr>
-          <m:t>1</m:t>
-        </m:r>
-        <m:r>
-          <w:rPr>
-            <w:rFonts w:ascii="Cambria Math" w:hAnsi="Cambria Math"/>
-          </w:rPr>
-          <m:t>,A(</m:t>
-        </m:r>
-        <m:r>
-          <w:rPr>
-            <w:rFonts w:ascii="Cambria Math" w:hAnsi="Cambria Math"/>
-          </w:rPr>
-          <m:t>1</m:t>
-        </m:r>
-        <m:r>
-          <w:rPr>
-            <w:rFonts w:ascii="Cambria Math" w:hAnsi="Cambria Math"/>
-          </w:rPr>
-          <m:t>,A(</m:t>
-        </m:r>
-        <m:r>
-          <w:rPr>
-            <w:rFonts w:ascii="Cambria Math" w:hAnsi="Cambria Math"/>
-          </w:rPr>
-          <m:t>1</m:t>
-        </m:r>
-        <m:r>
-          <w:rPr>
-            <w:rFonts w:ascii="Cambria Math" w:hAnsi="Cambria Math"/>
-          </w:rPr>
-          <m:t>,1)))</m:t>
+          <m:t>= A(1,A(1,A(1,1)))</m:t>
         </m:r>
       </m:oMath>
       <w:r>
@@ -1505,43 +1307,7 @@
             <w:rPr>
               <w:rFonts w:ascii="Cambria Math" w:hAnsi="Cambria Math"/>
             </w:rPr>
-            <m:t>= A(</m:t>
-          </m:r>
-          <m:r>
-            <w:rPr>
-              <w:rFonts w:ascii="Cambria Math" w:hAnsi="Cambria Math"/>
-            </w:rPr>
-            <m:t>1</m:t>
-          </m:r>
-          <m:r>
-            <w:rPr>
-              <w:rFonts w:ascii="Cambria Math" w:hAnsi="Cambria Math"/>
-            </w:rPr>
-            <m:t>,A(</m:t>
-          </m:r>
-          <m:r>
-            <w:rPr>
-              <w:rFonts w:ascii="Cambria Math" w:hAnsi="Cambria Math"/>
-            </w:rPr>
-            <m:t>1</m:t>
-          </m:r>
-          <m:r>
-            <w:rPr>
-              <w:rFonts w:ascii="Cambria Math" w:hAnsi="Cambria Math"/>
-            </w:rPr>
-            <m:t>,</m:t>
-          </m:r>
-          <m:r>
-            <w:rPr>
-              <w:rFonts w:ascii="Cambria Math" w:hAnsi="Cambria Math"/>
-            </w:rPr>
-            <m:t>3</m:t>
-          </m:r>
-          <m:r>
-            <w:rPr>
-              <w:rFonts w:ascii="Cambria Math" w:hAnsi="Cambria Math"/>
-            </w:rPr>
-            <m:t>))</m:t>
+            <m:t>= A(1,A(1,3))</m:t>
           </m:r>
         </m:oMath>
       </m:oMathPara>
@@ -1559,25 +1325,7 @@
           <w:rPr>
             <w:rFonts w:ascii="Cambria Math" w:hAnsi="Cambria Math"/>
           </w:rPr>
-          <m:t>= A(</m:t>
-        </m:r>
-        <m:r>
-          <w:rPr>
-            <w:rFonts w:ascii="Cambria Math" w:hAnsi="Cambria Math"/>
-          </w:rPr>
-          <m:t>1</m:t>
-        </m:r>
-        <m:r>
-          <w:rPr>
-            <w:rFonts w:ascii="Cambria Math" w:hAnsi="Cambria Math"/>
-          </w:rPr>
-          <m:t>,</m:t>
-        </m:r>
-        <m:r>
-          <w:rPr>
-            <w:rFonts w:ascii="Cambria Math" w:hAnsi="Cambria Math"/>
-          </w:rPr>
-          <m:t>A</m:t>
+          <m:t>= A(1,A</m:t>
         </m:r>
         <m:d>
           <m:dPr>
@@ -1627,11 +1375,6 @@
           <w:rFonts w:eastAsiaTheme="minorEastAsia"/>
         </w:rPr>
         <w:tab/>
-      </w:r>
-      <w:r>
-        <w:rPr>
-          <w:rFonts w:eastAsiaTheme="minorEastAsia"/>
-        </w:rPr>
         <w:t xml:space="preserve">(von oben </w:t>
       </w:r>
       <m:oMath>
@@ -1655,13 +1398,7 @@
               <w:rPr>
                 <w:rFonts w:ascii="Cambria Math" w:eastAsiaTheme="minorEastAsia" w:hAnsi="Cambria Math"/>
               </w:rPr>
-              <m:t>1,</m:t>
-            </m:r>
-            <m:r>
-              <w:rPr>
-                <w:rFonts w:ascii="Cambria Math" w:eastAsiaTheme="minorEastAsia" w:hAnsi="Cambria Math"/>
-              </w:rPr>
-              <m:t>2</m:t>
+              <m:t>1,2</m:t>
             </m:r>
           </m:e>
         </m:d>
@@ -1669,13 +1406,7 @@
           <w:rPr>
             <w:rFonts w:ascii="Cambria Math" w:eastAsiaTheme="minorEastAsia" w:hAnsi="Cambria Math"/>
           </w:rPr>
-          <m:t>=</m:t>
-        </m:r>
-        <m:r>
-          <w:rPr>
-            <w:rFonts w:ascii="Cambria Math" w:eastAsiaTheme="minorEastAsia" w:hAnsi="Cambria Math"/>
-          </w:rPr>
-          <m:t>4</m:t>
+          <m:t>=4</m:t>
         </m:r>
       </m:oMath>
       <w:r>
@@ -1701,43 +1432,7 @@
             <w:rPr>
               <w:rFonts w:ascii="Cambria Math" w:hAnsi="Cambria Math"/>
             </w:rPr>
-            <m:t>= A(</m:t>
-          </m:r>
-          <m:r>
-            <w:rPr>
-              <w:rFonts w:ascii="Cambria Math" w:hAnsi="Cambria Math"/>
-            </w:rPr>
-            <m:t>1</m:t>
-          </m:r>
-          <m:r>
-            <w:rPr>
-              <w:rFonts w:ascii="Cambria Math" w:hAnsi="Cambria Math"/>
-            </w:rPr>
-            <m:t>,A(</m:t>
-          </m:r>
-          <m:r>
-            <w:rPr>
-              <w:rFonts w:ascii="Cambria Math" w:hAnsi="Cambria Math"/>
-            </w:rPr>
-            <m:t>0</m:t>
-          </m:r>
-          <m:r>
-            <w:rPr>
-              <w:rFonts w:ascii="Cambria Math" w:hAnsi="Cambria Math"/>
-            </w:rPr>
-            <m:t>,</m:t>
-          </m:r>
-          <m:r>
-            <w:rPr>
-              <w:rFonts w:ascii="Cambria Math" w:hAnsi="Cambria Math"/>
-            </w:rPr>
-            <m:t>4</m:t>
-          </m:r>
-          <m:r>
-            <w:rPr>
-              <w:rFonts w:ascii="Cambria Math" w:hAnsi="Cambria Math"/>
-            </w:rPr>
-            <m:t>))</m:t>
+            <m:t>= A(1,A(0,4))</m:t>
           </m:r>
         </m:oMath>
       </m:oMathPara>
@@ -1758,31 +1453,7 @@
             <w:rPr>
               <w:rFonts w:ascii="Cambria Math" w:hAnsi="Cambria Math"/>
             </w:rPr>
-            <m:t>= A(</m:t>
-          </m:r>
-          <m:r>
-            <w:rPr>
-              <w:rFonts w:ascii="Cambria Math" w:hAnsi="Cambria Math"/>
-            </w:rPr>
-            <m:t>1</m:t>
-          </m:r>
-          <m:r>
-            <w:rPr>
-              <w:rFonts w:ascii="Cambria Math" w:hAnsi="Cambria Math"/>
-            </w:rPr>
-            <m:t>,</m:t>
-          </m:r>
-          <m:r>
-            <w:rPr>
-              <w:rFonts w:ascii="Cambria Math" w:hAnsi="Cambria Math"/>
-            </w:rPr>
-            <m:t>5</m:t>
-          </m:r>
-          <m:r>
-            <w:rPr>
-              <w:rFonts w:ascii="Cambria Math" w:hAnsi="Cambria Math"/>
-            </w:rPr>
-            <m:t>)</m:t>
+            <m:t>= A(1,5)</m:t>
           </m:r>
         </m:oMath>
       </m:oMathPara>
@@ -1803,31 +1474,7 @@
             <w:rPr>
               <w:rFonts w:ascii="Cambria Math" w:hAnsi="Cambria Math"/>
             </w:rPr>
-            <m:t>= A(</m:t>
-          </m:r>
-          <m:r>
-            <w:rPr>
-              <w:rFonts w:ascii="Cambria Math" w:hAnsi="Cambria Math"/>
-            </w:rPr>
-            <m:t>0</m:t>
-          </m:r>
-          <m:r>
-            <w:rPr>
-              <w:rFonts w:ascii="Cambria Math" w:hAnsi="Cambria Math"/>
-            </w:rPr>
-            <m:t>,</m:t>
-          </m:r>
-          <m:r>
-            <w:rPr>
-              <w:rFonts w:ascii="Cambria Math" w:hAnsi="Cambria Math"/>
-            </w:rPr>
-            <m:t>A(1,4)</m:t>
-          </m:r>
-          <m:r>
-            <w:rPr>
-              <w:rFonts w:ascii="Cambria Math" w:hAnsi="Cambria Math"/>
-            </w:rPr>
-            <m:t>)</m:t>
+            <m:t>= A(0,A(1,4))</m:t>
           </m:r>
         </m:oMath>
       </m:oMathPara>
@@ -1844,25 +1491,7 @@
           <w:rPr>
             <w:rFonts w:ascii="Cambria Math" w:hAnsi="Cambria Math"/>
           </w:rPr>
-          <m:t>= A(</m:t>
-        </m:r>
-        <m:r>
-          <w:rPr>
-            <w:rFonts w:ascii="Cambria Math" w:hAnsi="Cambria Math"/>
-          </w:rPr>
-          <m:t>0</m:t>
-        </m:r>
-        <m:r>
-          <w:rPr>
-            <w:rFonts w:ascii="Cambria Math" w:hAnsi="Cambria Math"/>
-          </w:rPr>
-          <m:t>,</m:t>
-        </m:r>
-        <m:r>
-          <w:rPr>
-            <w:rFonts w:ascii="Cambria Math" w:hAnsi="Cambria Math"/>
-          </w:rPr>
-          <m:t>A</m:t>
+          <m:t>= A(0,A</m:t>
         </m:r>
         <m:d>
           <m:dPr>
@@ -1900,19 +1529,7 @@
           <w:rFonts w:eastAsiaTheme="minorEastAsia"/>
         </w:rPr>
         <w:tab/>
-        <w:t>(</w:t>
-      </w:r>
-      <w:r>
-        <w:rPr>
-          <w:rFonts w:eastAsiaTheme="minorEastAsia"/>
-        </w:rPr>
-        <w:t>bereits berechnet</w:t>
-      </w:r>
-      <w:r>
-        <w:rPr>
-          <w:rFonts w:eastAsiaTheme="minorEastAsia"/>
-        </w:rPr>
-        <w:t xml:space="preserve"> </w:t>
+        <w:t xml:space="preserve">(bereits berechnet </w:t>
       </w:r>
       <m:oMath>
         <m:r>
@@ -1935,13 +1552,7 @@
               <w:rPr>
                 <w:rFonts w:ascii="Cambria Math" w:eastAsiaTheme="minorEastAsia" w:hAnsi="Cambria Math"/>
               </w:rPr>
-              <m:t>1,</m:t>
-            </m:r>
-            <m:r>
-              <w:rPr>
-                <w:rFonts w:ascii="Cambria Math" w:eastAsiaTheme="minorEastAsia" w:hAnsi="Cambria Math"/>
-              </w:rPr>
-              <m:t>3</m:t>
+              <m:t>1,3</m:t>
             </m:r>
           </m:e>
         </m:d>
@@ -1949,13 +1560,7 @@
           <w:rPr>
             <w:rFonts w:ascii="Cambria Math" w:eastAsiaTheme="minorEastAsia" w:hAnsi="Cambria Math"/>
           </w:rPr>
-          <m:t>=</m:t>
-        </m:r>
-        <m:r>
-          <w:rPr>
-            <w:rFonts w:ascii="Cambria Math" w:eastAsiaTheme="minorEastAsia" w:hAnsi="Cambria Math"/>
-          </w:rPr>
-          <m:t>5</m:t>
+          <m:t>=5</m:t>
         </m:r>
       </m:oMath>
       <w:r>
@@ -1997,19 +1602,7 @@
                 <w:rPr>
                   <w:rFonts w:ascii="Cambria Math" w:hAnsi="Cambria Math"/>
                 </w:rPr>
-                <m:t>0</m:t>
-              </m:r>
-              <m:r>
-                <w:rPr>
-                  <w:rFonts w:ascii="Cambria Math" w:hAnsi="Cambria Math"/>
-                </w:rPr>
-                <m:t>,</m:t>
-              </m:r>
-              <m:r>
-                <w:rPr>
-                  <w:rFonts w:ascii="Cambria Math" w:hAnsi="Cambria Math"/>
-                </w:rPr>
-                <m:t>A</m:t>
+                <m:t>0,A</m:t>
               </m:r>
               <m:d>
                 <m:dPr>
@@ -2050,31 +1643,7 @@
             <w:rPr>
               <w:rFonts w:ascii="Cambria Math" w:hAnsi="Cambria Math"/>
             </w:rPr>
-            <m:t>= A(</m:t>
-          </m:r>
-          <m:r>
-            <w:rPr>
-              <w:rFonts w:ascii="Cambria Math" w:hAnsi="Cambria Math"/>
-            </w:rPr>
-            <m:t>0</m:t>
-          </m:r>
-          <m:r>
-            <w:rPr>
-              <w:rFonts w:ascii="Cambria Math" w:hAnsi="Cambria Math"/>
-            </w:rPr>
-            <m:t>,</m:t>
-          </m:r>
-          <m:r>
-            <w:rPr>
-              <w:rFonts w:ascii="Cambria Math" w:hAnsi="Cambria Math"/>
-            </w:rPr>
-            <m:t>6</m:t>
-          </m:r>
-          <m:r>
-            <w:rPr>
-              <w:rFonts w:ascii="Cambria Math" w:hAnsi="Cambria Math"/>
-            </w:rPr>
-            <m:t>)</m:t>
+            <m:t>= A(0,6)</m:t>
           </m:r>
         </m:oMath>
       </m:oMathPara>
@@ -3571,6 +3140,7 @@
   <w:style w:type="character" w:default="1" w:styleId="Absatz-Standardschriftart">
     <w:name w:val="Default Paragraph Font"/>
     <w:uiPriority w:val="1"/>
+    <w:semiHidden/>
     <w:unhideWhenUsed/>
   </w:style>
   <w:style w:type="table" w:default="1" w:styleId="NormaleTabelle">
